--- a/public/templates/command-center/Aurixa_Board_Report.docx
+++ b/public/templates/command-center/Aurixa_Board_Report.docx
@@ -283,6 +283,103 @@
         <w:keepNext w:val="0"/>
         <w:keepLines/>
         <w:pageBreakBefore w:val="0"/>
+        <w:widowControl w:val="1"/>
+        <w:spacing w:before="0" w:after="0" w:line="5613" w:lineRule="exact"/>
+      </w:pPr>
+      <w:r>
+        <w:rPr>
+          <w:sz w:val="2"/>
+        </w:rPr>
+      </w:r>
+    </w:p>
+    <w:p>
+      <w:pPr>
+        <w:keepNext w:val="0"/>
+        <w:keepLines/>
+        <w:pageBreakBefore w:val="0"/>
+        <w:widowControl w:val="1"/>
+        <w:pBdr>
+          <w:bottom w:val="single" w:sz="8" w:space="1" w:color="1D6FE0"/>
+        </w:pBdr>
+        <w:spacing w:before="0" w:after="100" w:line="20" w:lineRule="exact"/>
+      </w:pPr>
+      <w:r>
+        <w:rPr>
+          <w:sz w:val="2"/>
+        </w:rPr>
+      </w:r>
+    </w:p>
+    <w:p>
+      <w:pPr>
+        <w:keepNext w:val="0"/>
+        <w:keepLines/>
+        <w:pageBreakBefore w:val="0"/>
+        <w:widowControl w:val="1"/>
+        <w:spacing w:before="0" w:after="0"/>
+      </w:pPr>
+      <w:r>
+        <w:rPr>
+          <w:rFonts w:ascii="Calibri" w:hAnsi="Calibri" w:cs="Calibri" w:eastAsia="Calibri"/>
+          <w:b/>
+          <w:i w:val="0"/>
+          <w:caps w:val="1"/>
+          <w:color w:val="0C2340"/>
+          <w:spacing w:val="22"/>
+          <w:sz w:val="14"/>
+          <w:u w:val="none"/>
+        </w:rPr>
+        <w:t>{{document.reference}}</w:t>
+      </w:r>
+      <w:r>
+        <w:rPr>
+          <w:rFonts w:ascii="Calibri" w:hAnsi="Calibri" w:cs="Calibri" w:eastAsia="Calibri"/>
+          <w:b w:val="0"/>
+          <w:i w:val="0"/>
+          <w:color w:val="8493A8"/>
+          <w:sz w:val="14"/>
+          <w:u w:val="none"/>
+        </w:rPr>
+        <w:t xml:space="preserve">   ·   </w:t>
+      </w:r>
+      <w:r>
+        <w:rPr>
+          <w:rFonts w:ascii="Calibri" w:hAnsi="Calibri" w:cs="Calibri" w:eastAsia="Calibri"/>
+          <w:b w:val="0"/>
+          <w:i w:val="0"/>
+          <w:color w:val="4C5B73"/>
+          <w:sz w:val="14"/>
+          <w:u w:val="none"/>
+        </w:rPr>
+        <w:t>Version {{document.version}}</w:t>
+      </w:r>
+      <w:r>
+        <w:rPr>
+          <w:rFonts w:ascii="Calibri" w:hAnsi="Calibri" w:cs="Calibri" w:eastAsia="Calibri"/>
+          <w:b w:val="0"/>
+          <w:i w:val="0"/>
+          <w:color w:val="8493A8"/>
+          <w:sz w:val="14"/>
+          <w:u w:val="none"/>
+        </w:rPr>
+        <w:t xml:space="preserve">   ·   </w:t>
+      </w:r>
+      <w:r>
+        <w:rPr>
+          <w:rFonts w:ascii="Calibri" w:hAnsi="Calibri" w:cs="Calibri" w:eastAsia="Calibri"/>
+          <w:b w:val="0"/>
+          <w:i w:val="0"/>
+          <w:color w:val="4C5B73"/>
+          <w:sz w:val="14"/>
+          <w:u w:val="none"/>
+        </w:rPr>
+        <w:t>{{document.issueDate}}</w:t>
+      </w:r>
+    </w:p>
+    <w:p>
+      <w:pPr>
+        <w:keepNext w:val="0"/>
+        <w:keepLines/>
+        <w:pageBreakBefore w:val="1"/>
         <w:widowControl w:val="1"/>
         <w:spacing w:before="0" w:after="0" w:line="140" w:lineRule="exact"/>
       </w:pPr>
@@ -1091,7 +1188,7 @@
     </w:tbl>
     <w:p>
       <w:pPr>
-        <w:keepNext w:val="0"/>
+        <w:keepNext w:val="1"/>
         <w:keepLines/>
         <w:pageBreakBefore w:val="0"/>
         <w:widowControl w:val="1"/>
@@ -1188,18 +1285,6 @@
         </w:tc>
       </w:tr>
     </w:tbl>
-    <w:p>
-      <w:pPr>
-        <w:keepNext w:val="0"/>
-        <w:keepLines/>
-        <w:pageBreakBefore w:val="0"/>
-        <w:widowControl w:val="1"/>
-        <w:spacing w:before="0" w:after="0"/>
-      </w:pPr>
-      <w:r>
-        <w:br w:type="page"/>
-      </w:r>
-    </w:p>
     <w:tbl>
       <w:tblPr>
         <w:tblW w:type="auto" w:w="0"/>
@@ -1298,7 +1383,7 @@
     </w:tbl>
     <w:p>
       <w:pPr>
-        <w:keepNext w:val="0"/>
+        <w:keepNext w:val="1"/>
         <w:keepLines/>
         <w:pageBreakBefore w:val="0"/>
         <w:widowControl w:val="1"/>
@@ -1693,7 +1778,7 @@
     </w:tbl>
     <w:p>
       <w:pPr>
-        <w:keepNext w:val="0"/>
+        <w:keepNext w:val="1"/>
         <w:keepLines/>
         <w:pageBreakBefore w:val="0"/>
         <w:widowControl w:val="1"/>
@@ -1859,7 +1944,7 @@
     </w:tbl>
     <w:p>
       <w:pPr>
-        <w:keepNext w:val="0"/>
+        <w:keepNext w:val="1"/>
         <w:keepLines/>
         <w:pageBreakBefore w:val="0"/>
         <w:widowControl w:val="1"/>
@@ -2998,7 +3083,7 @@
           </w:tcPr>
           <w:p>
             <w:pPr>
-              <w:keepNext w:val="0"/>
+              <w:keepNext/>
               <w:keepLines/>
               <w:pageBreakBefore w:val="0"/>
               <w:widowControl w:val="1"/>
@@ -3037,7 +3122,7 @@
           </w:tcPr>
           <w:p>
             <w:pPr>
-              <w:keepNext w:val="0"/>
+              <w:keepNext/>
               <w:keepLines/>
               <w:pageBreakBefore w:val="0"/>
               <w:widowControl w:val="1"/>
@@ -3077,7 +3162,7 @@
           </w:tcPr>
           <w:p>
             <w:pPr>
-              <w:keepNext w:val="0"/>
+              <w:keepNext/>
               <w:keepLines/>
               <w:pageBreakBefore w:val="0"/>
               <w:widowControl w:val="1"/>
@@ -3116,7 +3201,7 @@
           </w:tcPr>
           <w:p>
             <w:pPr>
-              <w:keepNext w:val="0"/>
+              <w:keepNext/>
               <w:keepLines/>
               <w:pageBreakBefore w:val="0"/>
               <w:widowControl w:val="1"/>
@@ -3155,7 +3240,7 @@
           </w:tcPr>
           <w:p>
             <w:pPr>
-              <w:keepNext w:val="0"/>
+              <w:keepNext/>
               <w:keepLines/>
               <w:pageBreakBefore w:val="0"/>
               <w:widowControl w:val="1"/>
@@ -3330,7 +3415,7 @@
     </w:tbl>
     <w:p>
       <w:pPr>
-        <w:keepNext w:val="0"/>
+        <w:keepNext w:val="1"/>
         <w:keepLines/>
         <w:pageBreakBefore w:val="0"/>
         <w:widowControl w:val="1"/>
@@ -4824,7 +4909,7 @@
     </w:tbl>
     <w:p>
       <w:pPr>
-        <w:keepNext w:val="0"/>
+        <w:keepNext w:val="1"/>
         <w:keepLines/>
         <w:pageBreakBefore w:val="0"/>
         <w:widowControl w:val="1"/>
@@ -5664,7 +5749,7 @@
     </w:tbl>
     <w:p>
       <w:pPr>
-        <w:keepNext w:val="0"/>
+        <w:keepNext w:val="1"/>
         <w:keepLines/>
         <w:pageBreakBefore w:val="0"/>
         <w:widowControl w:val="1"/>
@@ -6744,21 +6829,9 @@
     </w:tbl>
     <w:p>
       <w:pPr>
-        <w:keepNext w:val="0"/>
-        <w:keepLines/>
-        <w:pageBreakBefore w:val="0"/>
-        <w:widowControl w:val="1"/>
-        <w:spacing w:before="0" w:after="0"/>
-      </w:pPr>
-      <w:r>
-        <w:br w:type="page"/>
-      </w:r>
-    </w:p>
-    <w:p>
-      <w:pPr>
         <w:keepNext/>
         <w:keepLines/>
-        <w:pageBreakBefore w:val="0"/>
+        <w:pageBreakBefore w:val="1"/>
         <w:widowControl w:val="1"/>
         <w:spacing w:before="0" w:after="80"/>
       </w:pPr>
